--- a/clases/trabajo_de_campo/carta-encuestadxs.docx
+++ b/clases/trabajo_de_campo/carta-encuestadxs.docx
@@ -3,10 +3,18 @@
 <w:document xmlns:wpc="http://schemas.microsoft.com/office/word/2010/wordprocessingCanvas" xmlns:cx="http://schemas.microsoft.com/office/drawing/2014/chartex" xmlns:cx1="http://schemas.microsoft.com/office/drawing/2015/9/8/chartex" xmlns:cx2="http://schemas.microsoft.com/office/drawing/2015/10/21/chartex" xmlns:cx3="http://schemas.microsoft.com/office/drawing/2016/5/9/chartex" xmlns:cx4="http://schemas.microsoft.com/office/drawing/2016/5/10/chartex" xmlns:cx5="http://schemas.microsoft.com/office/drawing/2016/5/11/chartex" xmlns:cx6="http://schemas.microsoft.com/office/drawing/2016/5/12/chartex" xmlns:cx7="http://schemas.microsoft.com/office/drawing/2016/5/13/chartex" xmlns:cx8="http://schemas.microsoft.com/office/drawing/2016/5/14/chartex" xmlns:mc="http://schemas.openxmlformats.org/markup-compatibility/2006" xmlns:aink="http://schemas.microsoft.com/office/drawing/2016/ink" xmlns:am3d="http://schemas.microsoft.com/office/drawing/2017/model3d" xmlns:o="urn:schemas-microsoft-com:office:office" xmlns:oel="http://schemas.microsoft.com/office/2019/extlst" xmlns:r="http://schemas.openxmlformats.org/officeDocument/2006/relationships" xmlns:m="http://schemas.openxmlformats.org/officeDocument/2006/math" xmlns:v="urn:schemas-microsoft-com:vml" xmlns:wp14="http://schemas.microsoft.com/office/word/2010/wordprocessingDrawing" xmlns:wp="http://schemas.openxmlformats.org/drawingml/2006/wordprocessingDrawing" xmlns:w10="urn:schemas-microsoft-com:office:word" xmlns:w="http://schemas.openxmlformats.org/wordprocessingml/2006/main" xmlns:w14="http://schemas.microsoft.com/office/word/2010/wordml" xmlns:w15="http://schemas.microsoft.com/office/word/2012/wordml" xmlns:w16cex="http://schemas.microsoft.com/office/word/2018/wordml/cex" xmlns:w16cid="http://schemas.microsoft.com/office/word/2016/wordml/cid" xmlns:w16="http://schemas.microsoft.com/office/word/2018/wordml" xmlns:w16du="http://schemas.microsoft.com/office/word/2023/wordml/word16du" xmlns:w16sdtdh="http://schemas.microsoft.com/office/word/2020/wordml/sdtdatahash" xmlns:w16sdtfl="http://schemas.microsoft.com/office/word/2024/wordml/sdtformatlock" xmlns:w16se="http://schemas.microsoft.com/office/word/2015/wordml/symex" xmlns:wpg="http://schemas.microsoft.com/office/word/2010/wordprocessingGroup" xmlns:wpi="http://schemas.microsoft.com/office/word/2010/wordprocessingInk" xmlns:wne="http://schemas.microsoft.com/office/word/2006/wordml" xmlns:wps="http://schemas.microsoft.com/office/word/2010/wordprocessingShape" mc:Ignorable="w14 w15 w16se w16cid w16 w16cex w16sdtdh w16sdtfl w16du wp14">
   <w:body>
     <w:p>
+      <w:pPr>
+        <w:rPr>
+          <w:sz w:val="22"/>
+          <w:szCs w:val="22"/>
+        </w:rPr>
+      </w:pPr>
       <w:r>
         <w:rPr>
           <w:b/>
           <w:bCs/>
+          <w:sz w:val="22"/>
+          <w:szCs w:val="22"/>
         </w:rPr>
         <w:t>Estimadas/os estudiantes:</w:t>
       </w:r>
@@ -14,134 +22,356 @@
     <w:p>
       <w:pPr>
         <w:jc w:val="both"/>
+        <w:rPr>
+          <w:sz w:val="22"/>
+          <w:szCs w:val="22"/>
+        </w:rPr>
       </w:pPr>
       <w:r>
-        <w:t>La carrera de Antropología de la Universidad Alberto Hurtado, por medio de la coordinación académica, acredita que los/as estudiantes del curso Métodos Cuantitativos II estarán realizando una encuesta dirigida a los/as estudiantes del programa de Antropología.</w:t>
-      </w:r>
-      <w:r>
-        <w:t xml:space="preserve"> Por lo que pedimos su cooperación, bajo un correcto, atento y consciente llenado de la misma.   </w:t>
+        <w:rPr>
+          <w:sz w:val="22"/>
+          <w:szCs w:val="22"/>
+        </w:rPr>
+        <w:t xml:space="preserve">La carrera de Antropología de la Universidad Alberto Hurtado, </w:t>
+      </w:r>
+      <w:r>
+        <w:rPr>
+          <w:sz w:val="22"/>
+          <w:szCs w:val="22"/>
+        </w:rPr>
+        <w:t>a través de la coordinación académica, acredita que los/as estudiantes del curso Métodos Cuantitativos II realizarán</w:t>
+      </w:r>
+      <w:r>
+        <w:rPr>
+          <w:sz w:val="22"/>
+          <w:szCs w:val="22"/>
+        </w:rPr>
+        <w:t xml:space="preserve"> una encuesta dirigida a los/as estudiantes del programa de Antropología.</w:t>
+      </w:r>
+      <w:r>
+        <w:rPr>
+          <w:sz w:val="22"/>
+          <w:szCs w:val="22"/>
+        </w:rPr>
+        <w:t xml:space="preserve"> Por lo que pedimos su cooperación, </w:t>
+      </w:r>
+      <w:r>
+        <w:rPr>
+          <w:sz w:val="22"/>
+          <w:szCs w:val="22"/>
+        </w:rPr>
+        <w:t>con un llenado correcto, atento y consciente</w:t>
+      </w:r>
+      <w:r>
+        <w:rPr>
+          <w:sz w:val="22"/>
+          <w:szCs w:val="22"/>
+        </w:rPr>
+        <w:t xml:space="preserve"> de la misma.   </w:t>
       </w:r>
     </w:p>
     <w:p>
       <w:pPr>
         <w:jc w:val="both"/>
+        <w:rPr>
+          <w:sz w:val="22"/>
+          <w:szCs w:val="22"/>
+        </w:rPr>
       </w:pPr>
       <w:r>
-        <w:t>La encuesta es un ejercicio pedagógico que se enmarca en las evaluaciones del curso, siendo fundamental para la aprobación del mismo. El instrumento se aboca a conocer las opiniones de los/as estudiantes de la carrera en diversos ámbitos (</w:t>
-      </w:r>
-      <w:r>
-        <w:t>uso de redes sociales, prácticas de autocuidado, calidad docente, seguridad y movilidad,</w:t>
-      </w:r>
-      <w:r>
-        <w:t xml:space="preserve"> por ejemplo). Hay que remarcar que todas las preguntas han sido elaboradas y consensuadas por los/as estudiantes y el profesor de la asignatura (Sebastián Matías Muñoz Tapia) y que el uso de la información se limitará a las actividades del curso, cautelando el anonimato de los/as participantes.</w:t>
+        <w:rPr>
+          <w:sz w:val="22"/>
+          <w:szCs w:val="22"/>
+        </w:rPr>
+        <w:t>La encuesta es un ejercicio pedagógico que se enmarca en las evaluaciones del curso</w:t>
+      </w:r>
+      <w:r>
+        <w:rPr>
+          <w:sz w:val="22"/>
+          <w:szCs w:val="22"/>
+        </w:rPr>
+        <w:t xml:space="preserve"> y es fundamental para su aprobación</w:t>
+      </w:r>
+      <w:r>
+        <w:rPr>
+          <w:sz w:val="22"/>
+          <w:szCs w:val="22"/>
+        </w:rPr>
+        <w:t xml:space="preserve">. El instrumento se aboca a conocer las opiniones de los/as estudiantes de la carrera en diversos ámbitos </w:t>
+      </w:r>
+      <w:r>
+        <w:rPr>
+          <w:sz w:val="22"/>
+          <w:szCs w:val="22"/>
+        </w:rPr>
+        <w:t xml:space="preserve">(como el uso de redes sociales, las prácticas de autocuidado, la calidad docente, la seguridad y la </w:t>
+      </w:r>
+      <w:r>
+        <w:rPr>
+          <w:sz w:val="22"/>
+          <w:szCs w:val="22"/>
+        </w:rPr>
+        <w:t>movilidad, por ejemplo). Hay que remarcar que todas las preguntas han sido elaboradas y consensuadas por los/as estudiantes y el profesor de la asignatura (Sebastián Matías Muñoz Tapia)</w:t>
+      </w:r>
+      <w:r>
+        <w:rPr>
+          <w:sz w:val="22"/>
+          <w:szCs w:val="22"/>
+        </w:rPr>
+        <w:t>, y que el uso de la información se limitará a las actividades del curso, a fin de garantizar</w:t>
+      </w:r>
+      <w:r>
+        <w:rPr>
+          <w:sz w:val="22"/>
+          <w:szCs w:val="22"/>
+        </w:rPr>
+        <w:t xml:space="preserve"> el anonimato de los/as participantes.</w:t>
       </w:r>
     </w:p>
     <w:p>
       <w:pPr>
         <w:jc w:val="both"/>
+        <w:rPr>
+          <w:sz w:val="22"/>
+          <w:szCs w:val="22"/>
+        </w:rPr>
       </w:pPr>
       <w:r>
-        <w:t>Asimismo, se espera que la encuesta contribuya a conocer la situación estudiantil, en esos ámbitos y con ello se transforme paulatinamente en un recurso de autoconocimiento para la carrera. A su vez, esperamos hacer públicos los resultados del estudio de un modo que resulte pertinente, para que la comunidad de la carrera pueda conocerlos.</w:t>
+        <w:rPr>
+          <w:sz w:val="22"/>
+          <w:szCs w:val="22"/>
+        </w:rPr>
+        <w:t>Asimismo, se espera que la encuesta contribuya a conocer la situación estudiantil</w:t>
+      </w:r>
+      <w:r>
+        <w:rPr>
+          <w:sz w:val="22"/>
+          <w:szCs w:val="22"/>
+        </w:rPr>
+        <w:t xml:space="preserve"> en esos ámbitos y, con ello,</w:t>
+      </w:r>
+      <w:r>
+        <w:rPr>
+          <w:sz w:val="22"/>
+          <w:szCs w:val="22"/>
+        </w:rPr>
+        <w:t xml:space="preserve"> se transforme paulatinamente en un recurso de autoconocimiento para la carrera. A su vez, esperamos hacer públicos los resultados del estudio de </w:t>
+      </w:r>
+      <w:r>
+        <w:rPr>
+          <w:sz w:val="22"/>
+          <w:szCs w:val="22"/>
+        </w:rPr>
+        <w:t>manera</w:t>
+      </w:r>
+      <w:r>
+        <w:rPr>
+          <w:sz w:val="22"/>
+          <w:szCs w:val="22"/>
+        </w:rPr>
+        <w:t xml:space="preserve"> pertinente, para que la comunidad de la carrera pueda conocerlos.</w:t>
       </w:r>
     </w:p>
     <w:p>
       <w:pPr>
         <w:jc w:val="both"/>
+        <w:rPr>
+          <w:sz w:val="22"/>
+          <w:szCs w:val="22"/>
+        </w:rPr>
       </w:pPr>
       <w:r>
+        <w:rPr>
+          <w:sz w:val="22"/>
+          <w:szCs w:val="22"/>
+        </w:rPr>
         <w:t xml:space="preserve">La recolección de datos se ejecutará desde el </w:t>
       </w:r>
       <w:r>
-        <w:t>09 al 16 de</w:t>
-      </w:r>
-      <w:r>
-        <w:t xml:space="preserve"> </w:t>
-      </w:r>
-      <w:proofErr w:type="gramStart"/>
-      <w:r>
-        <w:t>Mayo</w:t>
-      </w:r>
-      <w:proofErr w:type="gramEnd"/>
-      <w:r>
-        <w:t>. Frente a cualquier duda sobre el trabajo realizado por el equipo puede contactarse con</w:t>
-      </w:r>
-      <w:r>
-        <w:t xml:space="preserve"> el equipo de coordinación</w:t>
-      </w:r>
-      <w:r>
-        <w:t xml:space="preserve">: </w:t>
+        <w:rPr>
+          <w:sz w:val="22"/>
+          <w:szCs w:val="22"/>
+        </w:rPr>
+        <w:t>13</w:t>
+      </w:r>
+      <w:r>
+        <w:rPr>
+          <w:sz w:val="22"/>
+          <w:szCs w:val="22"/>
+        </w:rPr>
+        <w:t xml:space="preserve"> al </w:t>
+      </w:r>
+      <w:r>
+        <w:rPr>
+          <w:sz w:val="22"/>
+          <w:szCs w:val="22"/>
+        </w:rPr>
+        <w:t>27</w:t>
+      </w:r>
+      <w:r>
+        <w:rPr>
+          <w:sz w:val="22"/>
+          <w:szCs w:val="22"/>
+        </w:rPr>
+        <w:t xml:space="preserve"> de </w:t>
+      </w:r>
+      <w:r>
+        <w:rPr>
+          <w:sz w:val="22"/>
+          <w:szCs w:val="22"/>
+        </w:rPr>
+        <w:t>Octubre</w:t>
+      </w:r>
+      <w:r>
+        <w:rPr>
+          <w:sz w:val="22"/>
+          <w:szCs w:val="22"/>
+        </w:rPr>
+        <w:t xml:space="preserve">. Frente a cualquier duda sobre el trabajo realizado por el equipo puede contactarse con el equipo de coordinación: </w:t>
       </w:r>
     </w:p>
     <w:p>
       <w:pPr>
-        <w:jc w:val="both"/>
+        <w:rPr>
+          <w:sz w:val="22"/>
+          <w:szCs w:val="22"/>
+        </w:rPr>
       </w:pPr>
-      <w:r>
-        <w:t xml:space="preserve">- Amílcar </w:t>
-      </w:r>
-      <w:proofErr w:type="spellStart"/>
-      <w:r>
-        <w:t>Canala</w:t>
-      </w:r>
-      <w:proofErr w:type="spellEnd"/>
-      <w:r>
-        <w:t>-Echeverría (</w:t>
-      </w:r>
-      <w:hyperlink r:id="rId4" w:history="1">
-        <w:r>
-          <w:rPr>
-            <w:rStyle w:val="Hipervnculo"/>
-          </w:rPr>
-          <w:t>AMILCAR.CANALA@GMAIL.COM</w:t>
-        </w:r>
-      </w:hyperlink>
-      <w:r>
-        <w:t>)</w:t>
-      </w:r>
     </w:p>
     <w:p>
       <w:pPr>
-        <w:jc w:val="both"/>
+        <w:rPr>
+          <w:rFonts w:ascii="Calibri" w:eastAsia="Times New Roman" w:hAnsi="Calibri" w:cs="Calibri"/>
+          <w:color w:val="000000"/>
+          <w:kern w:val="0"/>
+          <w:sz w:val="22"/>
+          <w:szCs w:val="22"/>
+          <w:lang w:eastAsia="es-ES"/>
+          <w14:ligatures w14:val="none"/>
+        </w:rPr>
       </w:pPr>
       <w:r>
-        <w:t>- Catalina Castro (</w:t>
-      </w:r>
-      <w:hyperlink r:id="rId5" w:history="1">
-        <w:r>
-          <w:rPr>
-            <w:rStyle w:val="Hipervnculo"/>
-          </w:rPr>
-          <w:t>CATAAA.CONYCASTRO@GMAIL.COM</w:t>
-        </w:r>
-      </w:hyperlink>
-      <w:r>
-        <w:t>)</w:t>
+        <w:rPr>
+          <w:sz w:val="22"/>
+          <w:szCs w:val="22"/>
+        </w:rPr>
+        <w:t>Catalina Neira Álvarez (</w:t>
+      </w:r>
+      <w:r>
+        <w:rPr>
+          <w:rFonts w:ascii="Calibri" w:eastAsia="Times New Roman" w:hAnsi="Calibri" w:cs="Calibri"/>
+          <w:color w:val="000000"/>
+          <w:kern w:val="0"/>
+          <w:sz w:val="22"/>
+          <w:szCs w:val="22"/>
+          <w:lang w:eastAsia="es-ES"/>
+          <w14:ligatures w14:val="none"/>
+        </w:rPr>
+        <w:t>CATALINA1NEIRA2ALVAREZ3@GMAIL.COM)</w:t>
       </w:r>
     </w:p>
     <w:p>
       <w:pPr>
-        <w:jc w:val="both"/>
+        <w:rPr>
+          <w:rFonts w:ascii="Calibri" w:eastAsia="Times New Roman" w:hAnsi="Calibri" w:cs="Calibri"/>
+          <w:color w:val="000000"/>
+          <w:kern w:val="0"/>
+          <w:sz w:val="22"/>
+          <w:szCs w:val="22"/>
+          <w:lang w:eastAsia="es-ES"/>
+          <w14:ligatures w14:val="none"/>
+        </w:rPr>
       </w:pPr>
       <w:r>
-        <w:t>- Javiera Durán (</w:t>
-      </w:r>
-      <w:hyperlink r:id="rId6" w:history="1">
-        <w:r>
-          <w:rPr>
-            <w:rStyle w:val="Hipervnculo"/>
-          </w:rPr>
-          <w:t>JAMADUES@GMAIL.COM</w:t>
-        </w:r>
-      </w:hyperlink>
-      <w:r>
-        <w:t>)</w:t>
+        <w:rPr>
+          <w:sz w:val="22"/>
+          <w:szCs w:val="22"/>
+        </w:rPr>
+        <w:t>Kamila Galleguillos (</w:t>
+      </w:r>
+      <w:r>
+        <w:rPr>
+          <w:rFonts w:ascii="Calibri" w:eastAsia="Times New Roman" w:hAnsi="Calibri" w:cs="Calibri"/>
+          <w:color w:val="000000"/>
+          <w:kern w:val="0"/>
+          <w:sz w:val="22"/>
+          <w:szCs w:val="22"/>
+          <w:lang w:eastAsia="es-ES"/>
+          <w14:ligatures w14:val="none"/>
+        </w:rPr>
+        <w:t>KAMILAGALLEGUILLOS.APA@GMAIL.COM)</w:t>
       </w:r>
     </w:p>
-    <w:p/>
     <w:p>
-      <w:r>
+      <w:pPr>
+        <w:rPr>
+          <w:sz w:val="22"/>
+          <w:szCs w:val="22"/>
+        </w:rPr>
+      </w:pPr>
+      <w:r>
+        <w:rPr>
+          <w:sz w:val="22"/>
+          <w:szCs w:val="22"/>
+        </w:rPr>
+        <w:t>Yadhira Díaz (YADHIRADIAZ99@GMAIL.COM)</w:t>
+      </w:r>
+    </w:p>
+    <w:p>
+      <w:pPr>
+        <w:rPr>
+          <w:rFonts w:ascii="Calibri" w:eastAsia="Times New Roman" w:hAnsi="Calibri" w:cs="Calibri"/>
+          <w:color w:val="000000"/>
+          <w:kern w:val="0"/>
+          <w:sz w:val="22"/>
+          <w:szCs w:val="22"/>
+          <w:lang w:eastAsia="es-ES"/>
+          <w14:ligatures w14:val="none"/>
+        </w:rPr>
+      </w:pPr>
+      <w:r>
+        <w:rPr>
+          <w:sz w:val="22"/>
+          <w:szCs w:val="22"/>
+        </w:rPr>
+        <w:t>Emilia Guerrero (</w:t>
+      </w:r>
+      <w:r>
+        <w:rPr>
+          <w:rFonts w:ascii="Calibri" w:eastAsia="Times New Roman" w:hAnsi="Calibri" w:cs="Calibri"/>
+          <w:color w:val="000000"/>
+          <w:kern w:val="0"/>
+          <w:sz w:val="22"/>
+          <w:szCs w:val="22"/>
+          <w:lang w:eastAsia="es-ES"/>
+          <w14:ligatures w14:val="none"/>
+        </w:rPr>
+        <w:t>EMILIAGUERRERO454@GMAIL.COM)</w:t>
+      </w:r>
+    </w:p>
+    <w:p>
+      <w:pPr>
+        <w:rPr>
+          <w:sz w:val="22"/>
+          <w:szCs w:val="22"/>
+        </w:rPr>
+      </w:pPr>
+    </w:p>
+    <w:p>
+      <w:pPr>
+        <w:rPr>
+          <w:sz w:val="22"/>
+          <w:szCs w:val="22"/>
+        </w:rPr>
+      </w:pPr>
+      <w:r>
+        <w:rPr>
+          <w:noProof/>
+          <w:sz w:val="22"/>
+          <w:szCs w:val="22"/>
+        </w:rPr>
         <w:drawing>
-          <wp:anchor distT="0" distB="0" distL="114300" distR="114300" simplePos="0" relativeHeight="251658240" behindDoc="0" locked="0" layoutInCell="1" allowOverlap="1" wp14:anchorId="551D6E6A">
+          <wp:anchor distT="0" distB="0" distL="114300" distR="114300" simplePos="0" relativeHeight="251658240" behindDoc="0" locked="0" layoutInCell="1" allowOverlap="1" wp14:anchorId="165648F3" wp14:editId="073944DC">
             <wp:simplePos x="0" y="0"/>
             <wp:positionH relativeFrom="margin">
               <wp:posOffset>3205579</wp:posOffset>
@@ -172,7 +402,7 @@
                     <pic:cNvPicPr/>
                   </pic:nvPicPr>
                   <pic:blipFill>
-                    <a:blip r:embed="rId7">
+                    <a:blip r:embed="rId4">
                       <a:extLst>
                         <a:ext uri="{28A0092B-C50C-407E-A947-70E740481C1C}">
                           <a14:useLocalDpi xmlns:a14="http://schemas.microsoft.com/office/drawing/2010/main" val="0"/>
@@ -199,9 +429,27 @@
         </w:drawing>
       </w:r>
     </w:p>
-    <w:p/>
     <w:p>
-      <w:r>
+      <w:pPr>
+        <w:rPr>
+          <w:sz w:val="22"/>
+          <w:szCs w:val="22"/>
+        </w:rPr>
+      </w:pPr>
+    </w:p>
+    <w:p>
+      <w:pPr>
+        <w:jc w:val="center"/>
+        <w:rPr>
+          <w:sz w:val="22"/>
+          <w:szCs w:val="22"/>
+        </w:rPr>
+      </w:pPr>
+      <w:r>
+        <w:rPr>
+          <w:sz w:val="22"/>
+          <w:szCs w:val="22"/>
+        </w:rPr>
         <w:t>Atentamente</w:t>
       </w:r>
     </w:p>
@@ -818,6 +1066,7 @@
   <w:style w:type="character" w:default="1" w:styleId="Fuentedeprrafopredeter">
     <w:name w:val="Default Paragraph Font"/>
     <w:uiPriority w:val="1"/>
+    <w:semiHidden/>
     <w:unhideWhenUsed/>
   </w:style>
   <w:style w:type="table" w:default="1" w:styleId="Tablanormal">
